--- a/docs/cases/10-optum-algorithm.docx
+++ b/docs/cases/10-optum-algorithm.docx
@@ -391,7 +391,27 @@
         <w:pStyle w:val="BodyText"/>
       </w:pPr>
       <w:r>
-        <w:t xml:space="preserve">In the late 2010s, a research team led by Ziad Obermeyer got a chance almost no outside researchers ever get. Obermeyer had worked emergency rooms before turning to research; his collaborators included the economist Sendhil Mullainathan and the physician Brian Powers. At one large academic hospital, the team could see both halves of the picture at once: the algorithm’s scores,</w:t>
+        <w:t xml:space="preserve">The people who finally checked the number came at it from two directions. Ziad Obermeyer was an emergency physician before he was a researcher. Years of ER shifts had left him with a working obsession: medicine’s judgments — human or machine — are tested against messy reality, and they fail more often than anyone records. By the late 2010s he was a professor at Berkeley, studying what algorithms in medicine actually do. Sendhil Mullainathan, his longtime collaborator, was an economist — a MacArthur</w:t>
+      </w:r>
+      <w:r>
+        <w:t xml:space="preserve"> </w:t>
+      </w:r>
+      <w:r>
+        <w:t xml:space="preserve">“genius”</w:t>
+      </w:r>
+      <w:r>
+        <w:t xml:space="preserve"> </w:t>
+      </w:r>
+      <w:r>
+        <w:t xml:space="preserve">award winner who had spent a career studying human bias, and who saw algorithms as a new kind of evidence about it. With them were the physicians Brian Powers and Christine Vogeli.</w:t>
+      </w:r>
+    </w:p>
+    <w:p>
+      <w:pPr>
+        <w:pStyle w:val="BodyText"/>
+      </w:pPr>
+      <w:r>
+        <w:t xml:space="preserve">What the team got, at one large academic hospital, was a dataset that almost never exists. Companies guard their algorithms’ scores as trade secrets. Hospitals hold the medical records. The two are almost never in the same room — which is why claims about algorithmic bias usually end in a shrug, with no way to check. Here, for once, both halves sat side by side: the machine’s ranking,</w:t>
       </w:r>
       <w:r>
         <w:t xml:space="preserve"> </w:t>
@@ -407,7 +427,7 @@
         <w:t xml:space="preserve"> </w:t>
       </w:r>
       <w:r>
-        <w:t xml:space="preserve">the patients’ actual medical records. They could check the machine’s ranking against the truth.</w:t>
+        <w:t xml:space="preserve">the truth it was supposed to track.</w:t>
       </w:r>
     </w:p>
     <w:p>
@@ -455,7 +475,7 @@
         <w:t xml:space="preserve"> </w:t>
       </w:r>
       <w:r>
-        <w:t xml:space="preserve">than white patients — more uncontrolled diabetes, more high blood pressure, more kidney disease, more anemia</w:t>
+        <w:t xml:space="preserve">than white patients</w:t>
       </w:r>
       <w:r>
         <w:t xml:space="preserve"> </w:t>
@@ -475,7 +495,7 @@
         <w:t xml:space="preserve">)</w:t>
       </w:r>
       <w:r>
-        <w:t xml:space="preserve">. The algorithm was telling care managers that these patients were equally needy. The medical records said otherwise.</w:t>
+        <w:t xml:space="preserve">. And the gap was not just a count of diagnoses. It showed up in the lab values themselves: at the same score, Black patients had higher blood sugar, higher blood pressure, worse kidney function, more severe anemia. These were not borderline cases sorted slightly differently. These were sicker bodies, scored as if they were healthier ones. The algorithm was telling care managers the two groups were equally needy. The blood work said otherwise.</w:t>
       </w:r>
     </w:p>
     <w:p>

--- a/docs/cases/10-optum-algorithm.docx
+++ b/docs/cases/10-optum-algorithm.docx
@@ -31,7 +31,7 @@
         <w:pStyle w:val="Date"/>
       </w:pPr>
       <w:r>
-        <w:t xml:space="preserve">2026-06-11</w:t>
+        <w:t xml:space="preserve">2026-06-18</w:t>
       </w:r>
     </w:p>
     <w:sdt>
@@ -926,23 +926,20 @@
         <w:pStyle w:val="FirstParagraph"/>
       </w:pPr>
       <w:r>
-        <w:t xml:space="preserve">What makes this case central to medical AI ethics is the quality of the disagreement that followed. The people involved did not split into villains and heroes. They split over</w:t>
-      </w:r>
-      <w:r>
-        <w:t xml:space="preserve"> </w:t>
-      </w:r>
-      <w:r>
-        <w:rPr>
-          <w:i/>
-          <w:iCs/>
-        </w:rPr>
-        <w:t xml:space="preserve">where the wrong was</w:t>
-      </w:r>
-      <w:r>
-        <w:t xml:space="preserve"> </w:t>
-      </w:r>
-      <w:r>
-        <w:t xml:space="preserve">— and each answer pushed the next speaker to a sharper reply. The exchange below runs from 2019 to the present, and each move answers the one before.</w:t>
+        <w:t xml:space="preserve">Algorithmic fairness already had a central puzzle before Optum: a model can use no forbidden variable — not race, nor anything close to it — and still reproduce the bias of the world it learned from. The Optum audit turned that abstraction into a measured number, on roughly 200 million patients. What the people who studied it then disagreed about was</w:t>
+      </w:r>
+      <w:r>
+        <w:t xml:space="preserve"> </w:t>
+      </w:r>
+      <w:r>
+        <w:rPr>
+          <w:i/>
+          <w:iCs/>
+        </w:rPr>
+        <w:t xml:space="preserve">where the wrong actually lived</w:t>
+      </w:r>
+      <w:r>
+        <w:t xml:space="preserve">: in the data, the proxy, the way the score was used, or the assumption that a clean fix was available at all.</w:t>
       </w:r>
     </w:p>
     <w:bookmarkStart w:id="13" w:name="Xdb9f2498889096e07fae4c7e94da5e921316137"/>
@@ -1220,7 +1217,7 @@
         <w:pStyle w:val="FirstParagraph"/>
       </w:pPr>
       <w:r>
-        <w:t xml:space="preserve">The sharpest version of that counter came from inside the study itself. Two months after the paper, Sendhil Mullainathan — one of its authors — published an essay whose title carried the whole argument:</w:t>
+        <w:t xml:space="preserve">The most forceful version of that counter came from inside the study itself. Two months after the paper, Sendhil Mullainathan — one of its authors — published an essay whose title carried the whole argument:</w:t>
       </w:r>
       <w:r>
         <w:t xml:space="preserve"> </w:t>
@@ -1782,7 +1779,7 @@
         <w:pStyle w:val="BodyText"/>
       </w:pPr>
       <w:r>
-        <w:t xml:space="preserve">So the question the case leaves open has sharpened rather than settled. The Optum story had an address for its injustice: one label, one fix, 84 percent. If the same injustice now lives everywhere and nowhere in a model no one can relabel — was the 2019 case the</w:t>
+        <w:t xml:space="preserve">So the question the case leaves open has widened rather than settled. The Optum story had an address for its injustice: one label, one fix, 84 percent. If the same injustice now lives everywhere and nowhere in a model no one can relabel — was the 2019 case the</w:t>
       </w:r>
       <w:r>
         <w:t xml:space="preserve"> </w:t>

--- a/docs/cases/10-optum-algorithm.docx
+++ b/docs/cases/10-optum-algorithm.docx
@@ -31,7 +31,7 @@
         <w:pStyle w:val="Date"/>
       </w:pPr>
       <w:r>
-        <w:t xml:space="preserve">2026-06-18</w:t>
+        <w:t xml:space="preserve">2026-08-03</w:t>
       </w:r>
     </w:p>
     <w:sdt>
@@ -1765,13 +1765,80 @@
           <w:b/>
           <w:bCs/>
         </w:rPr>
-        <w:t xml:space="preserve">And the politics moved.</w:t>
-      </w:r>
-      <w:r>
-        <w:t xml:space="preserve"> </w:t>
-      </w:r>
-      <w:r>
-        <w:t xml:space="preserve">The governance Benjamin called for advanced, then stalled. Colorado passed the country’s most ambitious algorithmic-discrimination law in 2024, covering health care by name — then delayed it twice and stripped out its impact-assessment core before it ever took effect. Federal oversight of clinical AI loosened in 2025 and 2026 in the name of innovation. And the original sore spot remains untouched: no law yet guarantees the next Obermeyer the data access that made the first audit possible. The fix was real. The system that produced the flaw — and the luck the fix required — look much the same.</w:t>
+        <w:t xml:space="preserve">And the politics moved — backwards.</w:t>
+      </w:r>
+      <w:r>
+        <w:t xml:space="preserve"> </w:t>
+      </w:r>
+      <w:r>
+        <w:t xml:space="preserve">The governance Benjamin called for advanced, then collapsed. Colorado passed the country’s most ambitious algorithmic-discrimination law in 2024, covering health care by name. It never took effect. Lawmakers delayed it from February to June 2026, and then, in</w:t>
+      </w:r>
+      <w:r>
+        <w:t xml:space="preserve"> </w:t>
+      </w:r>
+      <w:r>
+        <w:rPr>
+          <w:b/>
+          <w:bCs/>
+        </w:rPr>
+        <w:t xml:space="preserve">May 2026</w:t>
+      </w:r>
+      <w:r>
+        <w:t xml:space="preserve">, repealed and replaced it outright (SB 26-189)</w:t>
+      </w:r>
+      <w:r>
+        <w:t xml:space="preserve"> </w:t>
+      </w:r>
+      <w:r>
+        <w:t xml:space="preserve">(</w:t>
+      </w:r>
+      <w:hyperlink w:anchor="ref-skadden2026_colorado_ai">
+        <w:r>
+          <w:rPr>
+            <w:rStyle w:val="Hyperlink"/>
+          </w:rPr>
+          <w:t xml:space="preserve">Skadden, Arps, Slate, Meagher and Flom 2026</w:t>
+        </w:r>
+      </w:hyperlink>
+      <w:r>
+        <w:t xml:space="preserve">)</w:t>
+      </w:r>
+      <w:r>
+        <w:t xml:space="preserve">. The replacement drops the three provisions that gave the original its teeth: risk-management programs, impact assessments, and — most pointedly for this case —</w:t>
+      </w:r>
+      <w:r>
+        <w:t xml:space="preserve"> </w:t>
+      </w:r>
+      <w:r>
+        <w:rPr>
+          <w:b/>
+          <w:bCs/>
+        </w:rPr>
+        <w:t xml:space="preserve">the duty to use reasonable care to prevent algorithmic discrimination</w:t>
+      </w:r>
+      <w:r>
+        <w:t xml:space="preserve">. What remains is a transparency law: tell people an automated system was used, disclose adverse outcomes within thirty days, correct bad data, offer human review. Compliance begins January 1, 2027.</w:t>
+      </w:r>
+    </w:p>
+    <w:p>
+      <w:pPr>
+        <w:pStyle w:val="BodyText"/>
+      </w:pPr>
+      <w:r>
+        <w:t xml:space="preserve">Read that against the Optum facts. A pure disclosure regime would have required UnitedHealth to say</w:t>
+      </w:r>
+      <w:r>
+        <w:t xml:space="preserve"> </w:t>
+      </w:r>
+      <w:r>
+        <w:rPr>
+          <w:i/>
+          <w:iCs/>
+        </w:rPr>
+        <w:t xml:space="preserve">an algorithm helped decide this</w:t>
+      </w:r>
+      <w:r>
+        <w:t xml:space="preserve">. It would not have required anyone to notice that the algorithm’s target variable was cost rather than illness — the very thing Obermeyer’s team had to obtain proprietary data to discover. Meanwhile federal oversight of clinical AI loosened through 2025–26 in the name of innovation, and the original sore spot remains untouched: no law yet guarantees the next Obermeyer the data access that made the first audit possible. The fix was real. The system that produced the flaw — and the luck the fix required — look much the same.</w:t>
       </w:r>
     </w:p>
     <w:p>
@@ -1996,7 +2063,7 @@
       </w:r>
     </w:p>
     <w:bookmarkEnd w:id="20"/>
-    <w:bookmarkStart w:id="32" w:name="references"/>
+    <w:bookmarkStart w:id="34" w:name="references"/>
     <w:p>
       <w:pPr>
         <w:pStyle w:val="Heading2"/>
@@ -2005,7 +2072,7 @@
         <w:t xml:space="preserve">References</w:t>
       </w:r>
     </w:p>
-    <w:bookmarkStart w:id="31" w:name="refs"/>
+    <w:bookmarkStart w:id="33" w:name="refs"/>
     <w:bookmarkStart w:id="22" w:name="ref-benjamin2019"/>
     <w:p>
       <w:pPr>
@@ -2187,12 +2254,77 @@
       </w:r>
     </w:p>
     <w:bookmarkEnd w:id="28"/>
-    <w:bookmarkStart w:id="30" w:name="ref-vyas2020"/>
+    <w:bookmarkStart w:id="30" w:name="ref-skadden2026_colorado_ai"/>
     <w:p>
       <w:pPr>
         <w:pStyle w:val="Bibliography"/>
       </w:pPr>
       <w:r>
+        <w:t xml:space="preserve">Skadden, Arps, Slate, Meagher and Flom. 2026.</w:t>
+      </w:r>
+      <w:r>
+        <w:t xml:space="preserve"> </w:t>
+      </w:r>
+      <w:r>
+        <w:rPr>
+          <w:i/>
+          <w:iCs/>
+        </w:rPr>
+        <w:t xml:space="preserve">Colorado Repeals and Replaces Its</w:t>
+      </w:r>
+      <w:r>
+        <w:rPr>
+          <w:i/>
+          <w:iCs/>
+        </w:rPr>
+        <w:t xml:space="preserve"> </w:t>
+      </w:r>
+      <w:r>
+        <w:rPr>
+          <w:i/>
+          <w:iCs/>
+        </w:rPr>
+        <w:t xml:space="preserve">AI</w:t>
+      </w:r>
+      <w:r>
+        <w:rPr>
+          <w:i/>
+          <w:iCs/>
+        </w:rPr>
+        <w:t xml:space="preserve"> </w:t>
+      </w:r>
+      <w:r>
+        <w:rPr>
+          <w:i/>
+          <w:iCs/>
+        </w:rPr>
+        <w:t xml:space="preserve">Act</w:t>
+      </w:r>
+      <w:r>
+        <w:t xml:space="preserve">. Client alert, June 2026.</w:t>
+      </w:r>
+      <w:r>
+        <w:t xml:space="preserve"> </w:t>
+      </w:r>
+      <w:hyperlink r:id="rId29">
+        <w:r>
+          <w:rPr>
+            <w:rStyle w:val="Hyperlink"/>
+          </w:rPr>
+          <w:t xml:space="preserve">https://www.skadden.com/insights/publications/2026/06/colorado-repeals-and-replaces-its-ai-act</w:t>
+        </w:r>
+      </w:hyperlink>
+      <w:r>
+        <w:t xml:space="preserve">.</w:t>
+      </w:r>
+    </w:p>
+    <w:bookmarkEnd w:id="30"/>
+    <w:bookmarkStart w:id="32" w:name="ref-vyas2020"/>
+    <w:p>
+      <w:pPr>
+        <w:pStyle w:val="Bibliography"/>
+      </w:pPr>
+      <w:r>
         <w:t xml:space="preserve">Vyas, Darshali A., Leo G. Eisenstein, and David S. Jones. 2020.</w:t>
       </w:r>
       <w:r>
@@ -2220,7 +2352,7 @@
       <w:r>
         <w:t xml:space="preserve"> </w:t>
       </w:r>
-      <w:hyperlink r:id="rId29">
+      <w:hyperlink r:id="rId31">
         <w:r>
           <w:rPr>
             <w:rStyle w:val="Hyperlink"/>
@@ -2232,9 +2364,9 @@
         <w:t xml:space="preserve">.</w:t>
       </w:r>
     </w:p>
-    <w:bookmarkEnd w:id="30"/>
-    <w:bookmarkEnd w:id="31"/>
     <w:bookmarkEnd w:id="32"/>
+    <w:bookmarkEnd w:id="33"/>
+    <w:bookmarkEnd w:id="34"/>
     <w:sectPr>
       <w:footnotePr>
         <w:numRestart w:val="eachSect"/>
